--- a/VUMO MDHLULIPOE2.docx
+++ b/VUMO MDHLULIPOE2.docx
@@ -43,6 +43,9 @@
           <w:t>https://github.com/vum13/Mdhluli_ST10521534_WEDE5020_POE.git</w:t>
         </w:r>
       </w:hyperlink>
+      <w:r>
+        <w:t xml:space="preserve"> </w:t>
+      </w:r>
     </w:p>
     <w:p>
       <w:r>
@@ -108,24 +111,14 @@
       <w:r>
         <w:t xml:space="preserve">Figure </w:t>
       </w:r>
-      <w:r>
-        <w:fldChar w:fldCharType="begin"/>
-      </w:r>
-      <w:r>
-        <w:instrText xml:space="preserve"> SEQ Figure \* ARABIC </w:instrText>
-      </w:r>
-      <w:r>
-        <w:fldChar w:fldCharType="separate"/>
-      </w:r>
-      <w:r>
-        <w:rPr>
-          <w:noProof/>
-        </w:rPr>
-        <w:t>1</w:t>
-      </w:r>
-      <w:r>
-        <w:fldChar w:fldCharType="end"/>
-      </w:r>
+      <w:fldSimple w:instr=" SEQ Figure \* ARABIC ">
+        <w:r>
+          <w:rPr>
+            <w:noProof/>
+          </w:rPr>
+          <w:t>1</w:t>
+        </w:r>
+      </w:fldSimple>
       <w:r>
         <w:t>iPhon16promax screenshot</w:t>
       </w:r>
@@ -190,24 +183,14 @@
       <w:r>
         <w:t xml:space="preserve">Figure </w:t>
       </w:r>
-      <w:r>
-        <w:fldChar w:fldCharType="begin"/>
-      </w:r>
-      <w:r>
-        <w:instrText xml:space="preserve"> SEQ Figure \* ARABIC </w:instrText>
-      </w:r>
-      <w:r>
-        <w:fldChar w:fldCharType="separate"/>
-      </w:r>
-      <w:r>
-        <w:rPr>
-          <w:noProof/>
-        </w:rPr>
-        <w:t>2</w:t>
-      </w:r>
-      <w:r>
-        <w:fldChar w:fldCharType="end"/>
-      </w:r>
+      <w:fldSimple w:instr=" SEQ Figure \* ARABIC ">
+        <w:r>
+          <w:rPr>
+            <w:noProof/>
+          </w:rPr>
+          <w:t>2</w:t>
+        </w:r>
+      </w:fldSimple>
       <w:r>
         <w:t>iPad 13 screenshot</w:t>
       </w:r>
@@ -277,24 +260,14 @@
       <w:r>
         <w:t xml:space="preserve">Figure </w:t>
       </w:r>
-      <w:r>
-        <w:fldChar w:fldCharType="begin"/>
-      </w:r>
-      <w:r>
-        <w:instrText xml:space="preserve"> SEQ Figure \* ARABIC </w:instrText>
-      </w:r>
-      <w:r>
-        <w:fldChar w:fldCharType="separate"/>
-      </w:r>
-      <w:r>
-        <w:rPr>
-          <w:noProof/>
-        </w:rPr>
-        <w:t>3</w:t>
-      </w:r>
-      <w:r>
-        <w:fldChar w:fldCharType="end"/>
-      </w:r>
+      <w:fldSimple w:instr=" SEQ Figure \* ARABIC ">
+        <w:r>
+          <w:rPr>
+            <w:noProof/>
+          </w:rPr>
+          <w:t>3</w:t>
+        </w:r>
+      </w:fldSimple>
       <w:r>
         <w:t xml:space="preserve"> Desktop screenshot</w:t>
       </w:r>
@@ -912,6 +885,7 @@
   <w:style w:type="character" w:default="1" w:styleId="DefaultParagraphFont">
     <w:name w:val="Default Paragraph Font"/>
     <w:uiPriority w:val="1"/>
+    <w:semiHidden/>
     <w:unhideWhenUsed/>
   </w:style>
   <w:style w:type="table" w:default="1" w:styleId="TableNormal">
